--- a/docs/maintenance_daily_report.docx
+++ b/docs/maintenance_daily_report.docx
@@ -100,6 +100,16 @@
         </w:rPr>
         <w:t>Title</w:t>
       </w:r>
+      <w:r>
+        <w:rPr>
+          <w:rFonts w:cs="Arial"/>
+          <w:color w:val="44546A" w:themeColor="text2"/>
+          <w:sz w:val="56"/>
+          <w:szCs w:val="72"/>
+          <w:lang w:val="en-US"/>
+        </w:rPr>
+        <w:t xml:space="preserve"> project</w:t>
+      </w:r>
     </w:p>
     <w:p>
       <w:pPr>
@@ -129,6 +139,7 @@
         <w:pStyle w:val="Titre-Title"/>
         <w:jc w:val="right"/>
       </w:pPr>
+      <w:proofErr w:type="spellStart"/>
       <w:r>
         <w:rPr>
           <w:rFonts w:cs="Arial"/>
@@ -137,8 +148,31 @@
           <w:szCs w:val="72"/>
           <w:lang w:val="en-US"/>
         </w:rPr>
-        <w:t>Täglicher Wartungsbericht</w:t>
+        <w:t>Täglicher</w:t>
       </w:r>
+      <w:proofErr w:type="spellEnd"/>
+      <w:r>
+        <w:rPr>
+          <w:rFonts w:cs="Arial"/>
+          <w:color w:val="44546A" w:themeColor="text2"/>
+          <w:sz w:val="56"/>
+          <w:szCs w:val="72"/>
+          <w:lang w:val="en-US"/>
+        </w:rPr>
+        <w:t xml:space="preserve"> </w:t>
+      </w:r>
+      <w:proofErr w:type="spellStart"/>
+      <w:r>
+        <w:rPr>
+          <w:rFonts w:cs="Arial"/>
+          <w:color w:val="44546A" w:themeColor="text2"/>
+          <w:sz w:val="56"/>
+          <w:szCs w:val="72"/>
+          <w:lang w:val="en-US"/>
+        </w:rPr>
+        <w:t>Wartungsbericht</w:t>
+      </w:r>
+      <w:proofErr w:type="spellEnd"/>
       <w:r>
         <w:rPr>
           <w:rFonts w:cs="Arial"/>
@@ -273,7 +307,7 @@
                 <w:lang w:eastAsia="en-US"/>
               </w:rPr>
               <w:drawing>
-                <wp:inline distT="0" distB="0" distL="0" distR="0" wp14:anchorId="72E81516" wp14:editId="14A06247">
+                <wp:inline distT="0" distB="0" distL="0" distR="0" wp14:anchorId="72E81516" wp14:editId="62B97AE0">
                   <wp:extent cx="941070" cy="354146"/>
                   <wp:effectExtent l="0" t="0" r="0" b="8255"/>
                   <wp:docPr id="6" name="Picture 6"/>
@@ -339,7 +373,7 @@
                 <w:b/>
                 <w:sz w:val="22"/>
               </w:rPr>
-              <w:t>PREDATOR MISSION TRAINER</w:t>
+              <w:t>Title project</w:t>
             </w:r>
           </w:p>
           <w:p>
@@ -434,6 +468,7 @@
                 <w:szCs w:val="22"/>
               </w:rPr>
             </w:pPr>
+            <w:proofErr w:type="gramStart"/>
             <w:r>
               <w:rPr>
                 <w:rFonts w:ascii="Red Hat Display Medium" w:hAnsi="Red Hat Display Medium" w:cs="Red Hat Display Medium"/>
@@ -464,7 +499,16 @@
                 <w:sz w:val="20"/>
                 <w:szCs w:val="22"/>
               </w:rPr>
-              <w:t>-{YEAR}</w:t>
+              <w:t>-{</w:t>
+            </w:r>
+            <w:proofErr w:type="gramEnd"/>
+            <w:r>
+              <w:rPr>
+                <w:rFonts w:ascii="Red Hat Display Medium" w:hAnsi="Red Hat Display Medium" w:cs="Red Hat Display Medium"/>
+                <w:sz w:val="20"/>
+                <w:szCs w:val="22"/>
+              </w:rPr>
+              <w:t>YEAR}</w:t>
             </w:r>
           </w:p>
         </w:tc>
@@ -526,6 +570,7 @@
                 <w:sz w:val="20"/>
               </w:rPr>
             </w:pPr>
+            <w:proofErr w:type="gramStart"/>
             <w:r>
               <w:rPr>
                 <w:rFonts w:ascii="Red Hat Display Light" w:hAnsi="Red Hat Display Light" w:cs="Red Hat Display Light"/>
@@ -533,17 +578,44 @@
                 <w:bCs/>
                 <w:sz w:val="20"/>
               </w:rPr>
-              <w:t>Data-</w:t>
-            </w:r>
-            <w:r>
-              <w:rPr>
-                <w:rFonts w:ascii="Red Hat Display Light" w:hAnsi="Red Hat Display Light" w:cs="Red Hat Display Light"/>
-                <w:b w:val="0"/>
+              <w:t>Datum</w:t>
+            </w:r>
+            <w:r>
+              <w:rPr>
+                <w:rFonts w:ascii="Red Hat Display Light" w:hAnsi="Red Hat Display Light" w:cs="Red Hat Display Light"/>
                 <w:bCs/>
                 <w:sz w:val="20"/>
               </w:rPr>
+              <w:t xml:space="preserve"> </w:t>
+            </w:r>
+            <w:r>
+              <w:rPr>
+                <w:rFonts w:ascii="Red Hat Display Light" w:hAnsi="Red Hat Display Light" w:cs="Red Hat Display Light"/>
+                <w:b w:val="0"/>
+                <w:bCs/>
+                <w:sz w:val="20"/>
+              </w:rPr>
+              <w:t>-</w:t>
+            </w:r>
+            <w:r>
+              <w:rPr>
+                <w:rFonts w:ascii="Red Hat Display Light" w:hAnsi="Red Hat Display Light" w:cs="Red Hat Display Light"/>
+                <w:b w:val="0"/>
+                <w:bCs/>
+                <w:sz w:val="20"/>
+              </w:rPr>
+              <w:t xml:space="preserve"> </w:t>
+            </w:r>
+            <w:r>
+              <w:rPr>
+                <w:rFonts w:ascii="Red Hat Display Light" w:hAnsi="Red Hat Display Light" w:cs="Red Hat Display Light"/>
+                <w:b w:val="0"/>
+                <w:bCs/>
+                <w:sz w:val="20"/>
+              </w:rPr>
               <w:t>Date</w:t>
             </w:r>
+            <w:proofErr w:type="gramEnd"/>
             <w:r>
               <w:rPr>
                 <w:rFonts w:ascii="Red Hat Display Light" w:hAnsi="Red Hat Display Light" w:cs="Red Hat Display Light"/>
@@ -690,7 +762,15 @@
                 <w:rFonts w:ascii="Red Hat Display Medium" w:hAnsi="Red Hat Display Medium" w:cs="Red Hat Display Medium"/>
                 <w:sz w:val="22"/>
               </w:rPr>
-              <w:t xml:space="preserve">? – MANDATORY SHUTDOWN? </w:t>
+              <w:t>? – MANDATORY SHUTDOWN</w:t>
+            </w:r>
+            <w:proofErr w:type="gramStart"/>
+            <w:r>
+              <w:rPr>
+                <w:rFonts w:ascii="Red Hat Display Medium" w:hAnsi="Red Hat Display Medium" w:cs="Red Hat Display Medium"/>
+                <w:sz w:val="22"/>
+              </w:rPr>
+              <w:t xml:space="preserve">? </w:t>
             </w:r>
             <w:r>
               <w:rPr>
@@ -701,6 +781,7 @@
               </w:rPr>
               <w:t>:</w:t>
             </w:r>
+            <w:proofErr w:type="gramEnd"/>
             <w:r>
               <w:rPr>
                 <w:b w:val="0"/>
@@ -715,31 +796,16 @@
                 <w:bCs/>
                 <w:sz w:val="22"/>
               </w:rPr>
-              <w:t xml:space="preserve">    </w:t>
-            </w:r>
-            <w:r>
-              <w:rPr>
-                <w:b w:val="0"/>
-                <w:bCs/>
-                <w:sz w:val="22"/>
-              </w:rPr>
               <w:t xml:space="preserve">   </w:t>
             </w:r>
-            <w:r>
-              <w:rPr>
-                <w:b w:val="0"/>
-                <w:bCs/>
-                <w:sz w:val="22"/>
-              </w:rPr>
-              <w:t xml:space="preserve">           </w:t>
-            </w:r>
-            <w:r>
-              <w:rPr>
-                <w:b w:val="0"/>
-                <w:bCs/>
-                <w:sz w:val="22"/>
-              </w:rPr>
-              <w:t xml:space="preserve">        </w:t>
+            <w:proofErr w:type="gramStart"/>
+            <w:r>
+              <w:rPr>
+                <w:b w:val="0"/>
+                <w:bCs/>
+                <w:sz w:val="22"/>
+              </w:rPr>
+              <w:t xml:space="preserve"> </w:t>
             </w:r>
             <w:r>
               <w:rPr>
@@ -755,7 +821,16 @@
                 <w:bCs/>
                 <w:sz w:val="22"/>
               </w:rPr>
-              <w:t>{#StartOpsTime==’00:00’}</w:t>
+              <w:t>{</w:t>
+            </w:r>
+            <w:proofErr w:type="gramEnd"/>
+            <w:r>
+              <w:rPr>
+                <w:b w:val="0"/>
+                <w:bCs/>
+                <w:sz w:val="22"/>
+              </w:rPr>
+              <w:t>#StartOpsTime==’00:00’}</w:t>
             </w:r>
             <w:r>
               <w:rPr>
@@ -908,15 +983,43 @@
                 <w:bCs/>
                 <w:sz w:val="22"/>
               </w:rPr>
-              <w:t>{/}</w:t>
-            </w:r>
-            <w:r>
-              <w:rPr>
-                <w:b w:val="0"/>
-                <w:bCs/>
-                <w:sz w:val="22"/>
-              </w:rPr>
-              <w:t>{#StartOpsTime</w:t>
+              <w:t>{</w:t>
+            </w:r>
+            <w:proofErr w:type="gramStart"/>
+            <w:r>
+              <w:rPr>
+                <w:rFonts w:ascii="Red Hat Display Medium" w:hAnsi="Red Hat Display Medium" w:cs="Red Hat Display Medium"/>
+                <w:b w:val="0"/>
+                <w:bCs/>
+                <w:sz w:val="22"/>
+              </w:rPr>
+              <w:t>/}</w:t>
+            </w:r>
+            <w:r>
+              <w:rPr>
+                <w:b w:val="0"/>
+                <w:bCs/>
+                <w:sz w:val="22"/>
+              </w:rPr>
+              <w:t>{</w:t>
+            </w:r>
+            <w:proofErr w:type="gramEnd"/>
+            <w:r>
+              <w:rPr>
+                <w:b w:val="0"/>
+                <w:bCs/>
+                <w:sz w:val="22"/>
+              </w:rPr>
+              <w:t>#</w:t>
+            </w:r>
+            <w:proofErr w:type="gramStart"/>
+            <w:r>
+              <w:rPr>
+                <w:b w:val="0"/>
+                <w:bCs/>
+                <w:sz w:val="22"/>
+              </w:rPr>
+              <w:t>StartOpsTime</w:t>
             </w:r>
             <w:r>
               <w:rPr>
@@ -932,7 +1035,16 @@
                 <w:bCs/>
                 <w:sz w:val="22"/>
               </w:rPr>
-              <w:t>=’00:00’}</w:t>
+              <w:t>=</w:t>
+            </w:r>
+            <w:proofErr w:type="gramEnd"/>
+            <w:r>
+              <w:rPr>
+                <w:b w:val="0"/>
+                <w:bCs/>
+                <w:sz w:val="22"/>
+              </w:rPr>
+              <w:t>’00:00’}</w:t>
             </w:r>
             <w:r>
               <w:rPr>
@@ -1069,6 +1181,7 @@
               </w:rPr>
               <w:t xml:space="preserve"> </w:t>
             </w:r>
+            <w:proofErr w:type="gramStart"/>
             <w:r>
               <w:rPr>
                 <w:rFonts w:ascii="Red Hat Display Medium" w:hAnsi="Red Hat Display Medium" w:cs="Red Hat Display Medium"/>
@@ -1084,7 +1197,16 @@
                 <w:bCs/>
                 <w:sz w:val="22"/>
               </w:rPr>
-              <w:t xml:space="preserve">                                          </w:t>
+              <w:t xml:space="preserve">   </w:t>
+            </w:r>
+            <w:proofErr w:type="gramEnd"/>
+            <w:r>
+              <w:rPr>
+                <w:b w:val="0"/>
+                <w:bCs/>
+                <w:sz w:val="22"/>
+              </w:rPr>
+              <w:t xml:space="preserve">                                       </w:t>
             </w:r>
           </w:p>
         </w:tc>
@@ -1133,7 +1255,15 @@
                 <w:rFonts w:ascii="Red Hat Display Medium" w:hAnsi="Red Hat Display Medium" w:cs="Red Hat Display Medium"/>
                 <w:sz w:val="22"/>
               </w:rPr>
-              <w:t>? - LOTO PROCEDURE APPLIED?</w:t>
+              <w:t xml:space="preserve">? - LOTO PROCEDURE </w:t>
+            </w:r>
+            <w:proofErr w:type="gramStart"/>
+            <w:r>
+              <w:rPr>
+                <w:rFonts w:ascii="Red Hat Display Medium" w:hAnsi="Red Hat Display Medium" w:cs="Red Hat Display Medium"/>
+                <w:sz w:val="22"/>
+              </w:rPr>
+              <w:t>APPLIED?</w:t>
             </w:r>
             <w:r>
               <w:rPr>
@@ -1144,6 +1274,7 @@
               </w:rPr>
               <w:t>:</w:t>
             </w:r>
+            <w:proofErr w:type="gramEnd"/>
             <w:r>
               <w:rPr>
                 <w:rFonts w:ascii="Red Hat Display Light" w:hAnsi="Red Hat Display Light" w:cs="Red Hat Display Light"/>
@@ -1151,6 +1282,7 @@
               </w:rPr>
               <w:t xml:space="preserve"> {#</w:t>
             </w:r>
+            <w:proofErr w:type="gramStart"/>
             <w:r>
               <w:rPr>
                 <w:rFonts w:ascii="Red Hat Display Light" w:hAnsi="Red Hat Display Light" w:cs="Red Hat Display Light"/>
@@ -1170,7 +1302,15 @@
                 <w:rFonts w:ascii="Red Hat Display Light" w:hAnsi="Red Hat Display Light" w:cs="Red Hat Display Light"/>
                 <w:sz w:val="22"/>
               </w:rPr>
-              <w:t>{#</w:t>
+              <w:t>{</w:t>
+            </w:r>
+            <w:proofErr w:type="gramEnd"/>
+            <w:r>
+              <w:rPr>
+                <w:rFonts w:ascii="Red Hat Display Light" w:hAnsi="Red Hat Display Light" w:cs="Red Hat Display Light"/>
+                <w:sz w:val="22"/>
+              </w:rPr>
+              <w:t>#</w:t>
             </w:r>
             <w:r>
               <w:rPr>
@@ -1200,6 +1340,7 @@
               </w:rPr>
               <w:t>Apply Lockout-Tagout Procedure to Server Room Electrical Panels</w:t>
             </w:r>
+            <w:proofErr w:type="gramStart"/>
             <w:r>
               <w:rPr>
                 <w:rFonts w:ascii="Red Hat Display Light" w:hAnsi="Red Hat Display Light" w:cs="Red Hat Display Light"/>
@@ -1212,23 +1353,24 @@
                 <w:rFonts w:ascii="Red Hat Display Light" w:hAnsi="Red Hat Display Light" w:cs="Red Hat Display Light"/>
                 <w:sz w:val="22"/>
               </w:rPr>
-              <w:t xml:space="preserve">} </w:t>
-            </w:r>
-            <w:r>
-              <w:rPr>
-                <w:b w:val="0"/>
-                <w:bCs/>
-                <w:sz w:val="22"/>
-              </w:rPr>
-              <w:t xml:space="preserve">                 </w:t>
-            </w:r>
-            <w:r>
-              <w:rPr>
-                <w:b w:val="0"/>
-                <w:bCs/>
-                <w:sz w:val="22"/>
-              </w:rPr>
-              <w:t>{#StartOpsTime==’00:00’}</w:t>
+              <w:t>}</w:t>
+            </w:r>
+            <w:r>
+              <w:rPr>
+                <w:b w:val="0"/>
+                <w:bCs/>
+                <w:sz w:val="22"/>
+              </w:rPr>
+              <w:t>{</w:t>
+            </w:r>
+            <w:proofErr w:type="gramEnd"/>
+            <w:r>
+              <w:rPr>
+                <w:b w:val="0"/>
+                <w:bCs/>
+                <w:sz w:val="22"/>
+              </w:rPr>
+              <w:t>#StartOpsTime==’00:00’}</w:t>
             </w:r>
             <w:r>
               <w:rPr>
@@ -1372,15 +1514,43 @@
                 <w:bCs/>
                 <w:sz w:val="22"/>
               </w:rPr>
-              <w:t>N/A{/}</w:t>
-            </w:r>
-            <w:r>
-              <w:rPr>
-                <w:b w:val="0"/>
-                <w:bCs/>
-                <w:sz w:val="22"/>
-              </w:rPr>
-              <w:t>{#StartOpsTime</w:t>
+              <w:t>N/A{</w:t>
+            </w:r>
+            <w:proofErr w:type="gramStart"/>
+            <w:r>
+              <w:rPr>
+                <w:rFonts w:ascii="Red Hat Display Medium" w:hAnsi="Red Hat Display Medium" w:cs="Red Hat Display Medium"/>
+                <w:b w:val="0"/>
+                <w:bCs/>
+                <w:sz w:val="22"/>
+              </w:rPr>
+              <w:t>/}</w:t>
+            </w:r>
+            <w:r>
+              <w:rPr>
+                <w:b w:val="0"/>
+                <w:bCs/>
+                <w:sz w:val="22"/>
+              </w:rPr>
+              <w:t>{</w:t>
+            </w:r>
+            <w:proofErr w:type="gramEnd"/>
+            <w:r>
+              <w:rPr>
+                <w:b w:val="0"/>
+                <w:bCs/>
+                <w:sz w:val="22"/>
+              </w:rPr>
+              <w:t>#</w:t>
+            </w:r>
+            <w:proofErr w:type="gramStart"/>
+            <w:r>
+              <w:rPr>
+                <w:b w:val="0"/>
+                <w:bCs/>
+                <w:sz w:val="22"/>
+              </w:rPr>
+              <w:t>StartOpsTime</w:t>
             </w:r>
             <w:r>
               <w:rPr>
@@ -1396,7 +1566,16 @@
                 <w:bCs/>
                 <w:sz w:val="22"/>
               </w:rPr>
-              <w:t>=’00:00’}</w:t>
+              <w:t>=</w:t>
+            </w:r>
+            <w:proofErr w:type="gramEnd"/>
+            <w:r>
+              <w:rPr>
+                <w:b w:val="0"/>
+                <w:bCs/>
+                <w:sz w:val="22"/>
+              </w:rPr>
+              <w:t>’00:00’}</w:t>
             </w:r>
             <w:r>
               <w:rPr>
@@ -1540,7 +1719,17 @@
                 <w:bCs/>
                 <w:sz w:val="22"/>
               </w:rPr>
-              <w:t>N/A{/}</w:t>
+              <w:t>N/A{</w:t>
+            </w:r>
+            <w:proofErr w:type="gramStart"/>
+            <w:r>
+              <w:rPr>
+                <w:rFonts w:ascii="Red Hat Display Medium" w:hAnsi="Red Hat Display Medium" w:cs="Red Hat Display Medium"/>
+                <w:b w:val="0"/>
+                <w:bCs/>
+                <w:sz w:val="22"/>
+              </w:rPr>
+              <w:t>/}</w:t>
             </w:r>
             <w:r>
               <w:rPr>
@@ -1556,8 +1745,17 @@
                 <w:rFonts w:ascii="Red Hat Display Light" w:hAnsi="Red Hat Display Light" w:cs="Red Hat Display Light"/>
                 <w:sz w:val="22"/>
               </w:rPr>
-              <w:t>{/</w:t>
-            </w:r>
+              <w:t>{</w:t>
+            </w:r>
+            <w:proofErr w:type="gramEnd"/>
+            <w:r>
+              <w:rPr>
+                <w:rFonts w:ascii="Red Hat Display Light" w:hAnsi="Red Hat Display Light" w:cs="Red Hat Display Light"/>
+                <w:sz w:val="22"/>
+              </w:rPr>
+              <w:t>/</w:t>
+            </w:r>
+            <w:proofErr w:type="gramStart"/>
             <w:r>
               <w:rPr>
                 <w:rFonts w:ascii="Red Hat Display Light" w:hAnsi="Red Hat Display Light" w:cs="Red Hat Display Light"/>
@@ -1578,7 +1776,16 @@
                 <w:bCs/>
                 <w:sz w:val="22"/>
               </w:rPr>
-              <w:t xml:space="preserve">                                          </w:t>
+              <w:t xml:space="preserve">   </w:t>
+            </w:r>
+            <w:proofErr w:type="gramEnd"/>
+            <w:r>
+              <w:rPr>
+                <w:b w:val="0"/>
+                <w:bCs/>
+                <w:sz w:val="22"/>
+              </w:rPr>
+              <w:t xml:space="preserve">                                       </w:t>
             </w:r>
           </w:p>
         </w:tc>
@@ -1694,7 +1901,15 @@
                 <w:rFonts w:ascii="Red Hat Display Light" w:hAnsi="Red Hat Display Light" w:cs="Red Hat Display Light"/>
                 <w:sz w:val="22"/>
               </w:rPr>
-              <w:t>==’00:00’</w:t>
+              <w:t>==’00:00</w:t>
+            </w:r>
+            <w:proofErr w:type="gramStart"/>
+            <w:r>
+              <w:rPr>
+                <w:rFonts w:ascii="Red Hat Display Light" w:hAnsi="Red Hat Display Light" w:cs="Red Hat Display Light"/>
+                <w:sz w:val="22"/>
+              </w:rPr>
+              <w:t>’</w:t>
             </w:r>
             <w:r>
               <w:rPr>
@@ -1710,19 +1925,44 @@
               </w:rPr>
               <w:t>.......................</w:t>
             </w:r>
-            <w:r>
-              <w:rPr>
-                <w:rFonts w:ascii="Red Hat Display Light" w:hAnsi="Red Hat Display Light" w:cs="Red Hat Display Light"/>
-                <w:sz w:val="22"/>
-              </w:rPr>
-              <w:t>{/}</w:t>
-            </w:r>
-            <w:r>
-              <w:rPr>
-                <w:rFonts w:ascii="Red Hat Display Light" w:hAnsi="Red Hat Display Light" w:cs="Red Hat Display Light"/>
-                <w:sz w:val="22"/>
-              </w:rPr>
-              <w:t>{#StartOpsTime</w:t>
+            <w:proofErr w:type="gramEnd"/>
+            <w:r>
+              <w:rPr>
+                <w:rFonts w:ascii="Red Hat Display Light" w:hAnsi="Red Hat Display Light" w:cs="Red Hat Display Light"/>
+                <w:sz w:val="22"/>
+              </w:rPr>
+              <w:t>{</w:t>
+            </w:r>
+            <w:proofErr w:type="gramStart"/>
+            <w:r>
+              <w:rPr>
+                <w:rFonts w:ascii="Red Hat Display Light" w:hAnsi="Red Hat Display Light" w:cs="Red Hat Display Light"/>
+                <w:sz w:val="22"/>
+              </w:rPr>
+              <w:t>/}</w:t>
+            </w:r>
+            <w:r>
+              <w:rPr>
+                <w:rFonts w:ascii="Red Hat Display Light" w:hAnsi="Red Hat Display Light" w:cs="Red Hat Display Light"/>
+                <w:sz w:val="22"/>
+              </w:rPr>
+              <w:t>{</w:t>
+            </w:r>
+            <w:proofErr w:type="gramEnd"/>
+            <w:r>
+              <w:rPr>
+                <w:rFonts w:ascii="Red Hat Display Light" w:hAnsi="Red Hat Display Light" w:cs="Red Hat Display Light"/>
+                <w:sz w:val="22"/>
+              </w:rPr>
+              <w:t>#</w:t>
+            </w:r>
+            <w:proofErr w:type="gramStart"/>
+            <w:r>
+              <w:rPr>
+                <w:rFonts w:ascii="Red Hat Display Light" w:hAnsi="Red Hat Display Light" w:cs="Red Hat Display Light"/>
+                <w:sz w:val="22"/>
+              </w:rPr>
+              <w:t>StartOpsTime</w:t>
             </w:r>
             <w:r>
               <w:rPr>
@@ -1736,7 +1976,23 @@
                 <w:rFonts w:ascii="Red Hat Display Light" w:hAnsi="Red Hat Display Light" w:cs="Red Hat Display Light"/>
                 <w:sz w:val="22"/>
               </w:rPr>
-              <w:t>=’00:00’}{StartOpsTime</w:t>
+              <w:t>=</w:t>
+            </w:r>
+            <w:proofErr w:type="gramEnd"/>
+            <w:r>
+              <w:rPr>
+                <w:rFonts w:ascii="Red Hat Display Light" w:hAnsi="Red Hat Display Light" w:cs="Red Hat Display Light"/>
+                <w:sz w:val="22"/>
+              </w:rPr>
+              <w:t>’00:00</w:t>
+            </w:r>
+            <w:proofErr w:type="gramStart"/>
+            <w:r>
+              <w:rPr>
+                <w:rFonts w:ascii="Red Hat Display Light" w:hAnsi="Red Hat Display Light" w:cs="Red Hat Display Light"/>
+                <w:sz w:val="22"/>
+              </w:rPr>
+              <w:t>’}{StartOpsTime</w:t>
             </w:r>
             <w:r>
               <w:rPr>
@@ -1752,6 +2008,7 @@
               </w:rPr>
               <w:t xml:space="preserve"> {/}</w:t>
             </w:r>
+            <w:proofErr w:type="gramEnd"/>
           </w:p>
           <w:p>
             <w:pPr>
@@ -1879,6 +2136,7 @@
               </w:rPr>
               <w:t>All</w:t>
             </w:r>
+            <w:proofErr w:type="gramStart"/>
             <w:r>
               <w:rPr>
                 <w:rFonts w:ascii="Red Hat Display Light" w:hAnsi="Red Hat Display Light" w:cs="Red Hat Display Light"/>
@@ -1900,19 +2158,44 @@
               </w:rPr>
               <w:t>........................................................................</w:t>
             </w:r>
-            <w:r>
-              <w:rPr>
-                <w:rFonts w:ascii="Red Hat Display Light" w:hAnsi="Red Hat Display Light" w:cs="Red Hat Display Light"/>
-                <w:sz w:val="22"/>
-              </w:rPr>
-              <w:t>{/}</w:t>
-            </w:r>
-            <w:r>
-              <w:rPr>
-                <w:rFonts w:ascii="Red Hat Display Light" w:hAnsi="Red Hat Display Light" w:cs="Red Hat Display Light"/>
-                <w:sz w:val="22"/>
-              </w:rPr>
-              <w:t>{#AssignedTo</w:t>
+            <w:proofErr w:type="gramEnd"/>
+            <w:r>
+              <w:rPr>
+                <w:rFonts w:ascii="Red Hat Display Light" w:hAnsi="Red Hat Display Light" w:cs="Red Hat Display Light"/>
+                <w:sz w:val="22"/>
+              </w:rPr>
+              <w:t>{</w:t>
+            </w:r>
+            <w:proofErr w:type="gramStart"/>
+            <w:r>
+              <w:rPr>
+                <w:rFonts w:ascii="Red Hat Display Light" w:hAnsi="Red Hat Display Light" w:cs="Red Hat Display Light"/>
+                <w:sz w:val="22"/>
+              </w:rPr>
+              <w:t>/}</w:t>
+            </w:r>
+            <w:r>
+              <w:rPr>
+                <w:rFonts w:ascii="Red Hat Display Light" w:hAnsi="Red Hat Display Light" w:cs="Red Hat Display Light"/>
+                <w:sz w:val="22"/>
+              </w:rPr>
+              <w:t>{</w:t>
+            </w:r>
+            <w:proofErr w:type="gramEnd"/>
+            <w:r>
+              <w:rPr>
+                <w:rFonts w:ascii="Red Hat Display Light" w:hAnsi="Red Hat Display Light" w:cs="Red Hat Display Light"/>
+                <w:sz w:val="22"/>
+              </w:rPr>
+              <w:t>#</w:t>
+            </w:r>
+            <w:proofErr w:type="gramStart"/>
+            <w:r>
+              <w:rPr>
+                <w:rFonts w:ascii="Red Hat Display Light" w:hAnsi="Red Hat Display Light" w:cs="Red Hat Display Light"/>
+                <w:sz w:val="22"/>
+              </w:rPr>
+              <w:t>AssignedTo</w:t>
             </w:r>
             <w:r>
               <w:rPr>
@@ -1926,8 +2209,17 @@
                 <w:rFonts w:ascii="Red Hat Display Light" w:hAnsi="Red Hat Display Light" w:cs="Red Hat Display Light"/>
                 <w:sz w:val="22"/>
               </w:rPr>
-              <w:t>=’All</w:t>
-            </w:r>
+              <w:t>=</w:t>
+            </w:r>
+            <w:proofErr w:type="gramEnd"/>
+            <w:r>
+              <w:rPr>
+                <w:rFonts w:ascii="Red Hat Display Light" w:hAnsi="Red Hat Display Light" w:cs="Red Hat Display Light"/>
+                <w:sz w:val="22"/>
+              </w:rPr>
+              <w:t>’All</w:t>
+            </w:r>
+            <w:proofErr w:type="gramStart"/>
             <w:r>
               <w:rPr>
                 <w:rFonts w:ascii="Red Hat Display Light" w:hAnsi="Red Hat Display Light" w:cs="Red Hat Display Light"/>
@@ -1948,14 +2240,40 @@
                 <w:sz w:val="28"/>
                 <w:szCs w:val="28"/>
               </w:rPr>
-              <w:t>{AssignedTo}</w:t>
-            </w:r>
-            <w:r>
-              <w:rPr>
-                <w:rFonts w:ascii="Red Hat Display Light" w:hAnsi="Red Hat Display Light" w:cs="Red Hat Display Light"/>
-                <w:sz w:val="22"/>
-              </w:rPr>
-              <w:t>{/}</w:t>
+              <w:t>{</w:t>
+            </w:r>
+            <w:proofErr w:type="gramEnd"/>
+            <w:r>
+              <w:rPr>
+                <w:rFonts w:ascii="Lucida Handwriting" w:hAnsi="Lucida Handwriting" w:cs="Red Hat Display Light"/>
+                <w:sz w:val="28"/>
+                <w:szCs w:val="28"/>
+              </w:rPr>
+              <w:t>AssignedTo</w:t>
+            </w:r>
+            <w:proofErr w:type="gramStart"/>
+            <w:r>
+              <w:rPr>
+                <w:rFonts w:ascii="Lucida Handwriting" w:hAnsi="Lucida Handwriting" w:cs="Red Hat Display Light"/>
+                <w:sz w:val="28"/>
+                <w:szCs w:val="28"/>
+              </w:rPr>
+              <w:t>}</w:t>
+            </w:r>
+            <w:r>
+              <w:rPr>
+                <w:rFonts w:ascii="Red Hat Display Light" w:hAnsi="Red Hat Display Light" w:cs="Red Hat Display Light"/>
+                <w:sz w:val="22"/>
+              </w:rPr>
+              <w:t>{</w:t>
+            </w:r>
+            <w:proofErr w:type="gramEnd"/>
+            <w:r>
+              <w:rPr>
+                <w:rFonts w:ascii="Red Hat Display Light" w:hAnsi="Red Hat Display Light" w:cs="Red Hat Display Light"/>
+                <w:sz w:val="22"/>
+              </w:rPr>
+              <w:t>/}</w:t>
             </w:r>
           </w:p>
           <w:p>
@@ -2099,14 +2417,7 @@
                 <w:rFonts w:ascii="Red Hat Display Medium" w:hAnsi="Red Hat Display Medium" w:cs="Red Hat Display Medium"/>
                 <w:sz w:val="22"/>
               </w:rPr>
-              <w:t>INSTANDHALTUNGSART</w:t>
-            </w:r>
-            <w:r>
-              <w:rPr>
-                <w:rFonts w:ascii="Red Hat Display Medium" w:hAnsi="Red Hat Display Medium" w:cs="Red Hat Display Medium"/>
-                <w:sz w:val="22"/>
-              </w:rPr>
-              <w:t xml:space="preserve"> </w:t>
+              <w:t xml:space="preserve">INSTANDHALTUNGSART </w:t>
             </w:r>
             <w:r>
               <w:rPr>
@@ -2375,17 +2686,7 @@
                 <w:sz w:val="20"/>
                 <w:lang w:val="it-IT"/>
               </w:rPr>
-              <w:t>ätigkeitsbeschreibung</w:t>
-            </w:r>
-            <w:r>
-              <w:rPr>
-                <w:rFonts w:ascii="Red Hat Display Medium" w:hAnsi="Red Hat Display Medium" w:cs="Red Hat Display Medium"/>
-                <w:b w:val="0"/>
-                <w:bCs/>
-                <w:sz w:val="20"/>
-                <w:lang w:val="it-IT"/>
-              </w:rPr>
-              <w:t xml:space="preserve"> </w:t>
+              <w:t xml:space="preserve">ätigkeitsbeschreibung </w:t>
             </w:r>
             <w:r>
               <w:rPr>
@@ -2530,6 +2831,7 @@
               </w:rPr>
               <w:t>{#</w:t>
             </w:r>
+            <w:proofErr w:type="gramStart"/>
             <w:r>
               <w:rPr>
                 <w:rFonts w:ascii="Red Hat Display Light" w:hAnsi="Red Hat Display Light" w:cs="Red Hat Display Light"/>
@@ -2549,7 +2851,15 @@
                 <w:rFonts w:ascii="Red Hat Display Light" w:hAnsi="Red Hat Display Light" w:cs="Red Hat Display Light"/>
                 <w:sz w:val="22"/>
               </w:rPr>
-              <w:t>=’</w:t>
+              <w:t>=</w:t>
+            </w:r>
+            <w:proofErr w:type="gramEnd"/>
+            <w:r>
+              <w:rPr>
+                <w:rFonts w:ascii="Red Hat Display Light" w:hAnsi="Red Hat Display Light" w:cs="Red Hat Display Light"/>
+                <w:sz w:val="22"/>
+              </w:rPr>
+              <w:t>’</w:t>
             </w:r>
             <w:r>
               <w:rPr>
@@ -2600,6 +2910,7 @@
               </w:rPr>
               <w:t xml:space="preserve"> </w:t>
             </w:r>
+            <w:proofErr w:type="gramStart"/>
             <w:r>
               <w:rPr>
                 <w:rFonts w:ascii="Red Hat Display Light" w:hAnsi="Red Hat Display Light" w:cs="Red Hat Display Light"/>
@@ -2621,6 +2932,7 @@
               </w:rPr>
               <w:t>=</w:t>
             </w:r>
+            <w:proofErr w:type="gramEnd"/>
             <w:r>
               <w:rPr>
                 <w:rFonts w:ascii="Red Hat Display Light" w:hAnsi="Red Hat Display Light" w:cs="Red Hat Display Light"/>
@@ -2656,6 +2968,7 @@
               </w:rPr>
               <w:t xml:space="preserve">’ &amp;&amp; </w:t>
             </w:r>
+            <w:proofErr w:type="gramStart"/>
             <w:r>
               <w:rPr>
                 <w:rFonts w:ascii="Red Hat Display Light" w:hAnsi="Red Hat Display Light" w:cs="Red Hat Display Light"/>
@@ -2675,7 +2988,15 @@
                 <w:rFonts w:ascii="Red Hat Display Light" w:hAnsi="Red Hat Display Light" w:cs="Red Hat Display Light"/>
                 <w:sz w:val="22"/>
               </w:rPr>
-              <w:t>=’</w:t>
+              <w:t>=</w:t>
+            </w:r>
+            <w:proofErr w:type="gramEnd"/>
+            <w:r>
+              <w:rPr>
+                <w:rFonts w:ascii="Red Hat Display Light" w:hAnsi="Red Hat Display Light" w:cs="Red Hat Display Light"/>
+                <w:sz w:val="22"/>
+              </w:rPr>
+              <w:t>’</w:t>
             </w:r>
             <w:r>
               <w:rPr>
@@ -2684,6 +3005,7 @@
               </w:rPr>
               <w:t>Apply Lockout-Tagout Procedure to Server Room Electrical Panels</w:t>
             </w:r>
+            <w:proofErr w:type="gramStart"/>
             <w:r>
               <w:rPr>
                 <w:rFonts w:ascii="Red Hat Display Light" w:hAnsi="Red Hat Display Light" w:cs="Red Hat Display Light"/>
@@ -2703,7 +3025,23 @@
                 <w:rFonts w:ascii="Red Hat Display Light" w:hAnsi="Red Hat Display Light" w:cs="Red Hat Display Light"/>
                 <w:sz w:val="22"/>
               </w:rPr>
-              <w:t>{#Status!</w:t>
+              <w:t>{</w:t>
+            </w:r>
+            <w:proofErr w:type="gramEnd"/>
+            <w:r>
+              <w:rPr>
+                <w:rFonts w:ascii="Red Hat Display Light" w:hAnsi="Red Hat Display Light" w:cs="Red Hat Display Light"/>
+                <w:sz w:val="22"/>
+              </w:rPr>
+              <w:t>#</w:t>
+            </w:r>
+            <w:proofErr w:type="gramStart"/>
+            <w:r>
+              <w:rPr>
+                <w:rFonts w:ascii="Red Hat Display Light" w:hAnsi="Red Hat Display Light" w:cs="Red Hat Display Light"/>
+                <w:sz w:val="22"/>
+              </w:rPr>
+              <w:t>Status!</w:t>
             </w:r>
             <w:r>
               <w:rPr>
@@ -2712,6 +3050,7 @@
               </w:rPr>
               <w:t>=</w:t>
             </w:r>
+            <w:proofErr w:type="gramEnd"/>
             <w:r>
               <w:rPr>
                 <w:rFonts w:ascii="Red Hat Display Light" w:hAnsi="Red Hat Display Light" w:cs="Red Hat Display Light"/>
@@ -2800,14 +3139,31 @@
                 <w:bCs/>
                 <w:sz w:val="22"/>
               </w:rPr>
-              <w:t>{/}</w:t>
-            </w:r>
-            <w:r>
-              <w:rPr>
-                <w:rFonts w:ascii="Red Hat Display Light" w:hAnsi="Red Hat Display Light" w:cs="Red Hat Display Light"/>
-                <w:sz w:val="22"/>
-              </w:rPr>
-              <w:t>{#Status=</w:t>
+              <w:t>{</w:t>
+            </w:r>
+            <w:proofErr w:type="gramStart"/>
+            <w:r>
+              <w:rPr>
+                <w:rFonts w:ascii="Red Hat Display Medium" w:hAnsi="Red Hat Display Medium" w:cs="Red Hat Display Medium"/>
+                <w:bCs/>
+                <w:sz w:val="22"/>
+              </w:rPr>
+              <w:t>/}</w:t>
+            </w:r>
+            <w:r>
+              <w:rPr>
+                <w:rFonts w:ascii="Red Hat Display Light" w:hAnsi="Red Hat Display Light" w:cs="Red Hat Display Light"/>
+                <w:sz w:val="22"/>
+              </w:rPr>
+              <w:t>{</w:t>
+            </w:r>
+            <w:proofErr w:type="gramEnd"/>
+            <w:r>
+              <w:rPr>
+                <w:rFonts w:ascii="Red Hat Display Light" w:hAnsi="Red Hat Display Light" w:cs="Red Hat Display Light"/>
+                <w:sz w:val="22"/>
+              </w:rPr>
+              <w:t>#Status=</w:t>
             </w:r>
             <w:r>
               <w:rPr>
@@ -2904,7 +3260,16 @@
                 <w:bCs/>
                 <w:sz w:val="22"/>
               </w:rPr>
-              <w:t>{/}</w:t>
+              <w:t>{</w:t>
+            </w:r>
+            <w:proofErr w:type="gramStart"/>
+            <w:r>
+              <w:rPr>
+                <w:rFonts w:ascii="Red Hat Display Medium" w:hAnsi="Red Hat Display Medium" w:cs="Red Hat Display Medium"/>
+                <w:bCs/>
+                <w:sz w:val="22"/>
+              </w:rPr>
+              <w:t>/}</w:t>
             </w:r>
             <w:r>
               <w:rPr>
@@ -2919,14 +3284,38 @@
                 <w:rFonts w:ascii="Red Hat Display Light" w:hAnsi="Red Hat Display Light" w:cs="Red Hat Display Light"/>
                 <w:sz w:val="22"/>
               </w:rPr>
-              <w:t xml:space="preserve">{Subsystem}: </w:t>
-            </w:r>
-            <w:r>
-              <w:rPr>
-                <w:rFonts w:ascii="Red Hat Display Light" w:hAnsi="Red Hat Display Light" w:cs="Red Hat Display Light"/>
-                <w:sz w:val="22"/>
-              </w:rPr>
-              <w:t xml:space="preserve">{Task}                                       </w:t>
+              <w:t>{</w:t>
+            </w:r>
+            <w:proofErr w:type="gramEnd"/>
+            <w:r>
+              <w:rPr>
+                <w:rFonts w:ascii="Red Hat Display Light" w:hAnsi="Red Hat Display Light" w:cs="Red Hat Display Light"/>
+                <w:sz w:val="22"/>
+              </w:rPr>
+              <w:t xml:space="preserve">Subsystem}: </w:t>
+            </w:r>
+            <w:r>
+              <w:rPr>
+                <w:rFonts w:ascii="Red Hat Display Light" w:hAnsi="Red Hat Display Light" w:cs="Red Hat Display Light"/>
+                <w:sz w:val="22"/>
+              </w:rPr>
+              <w:t>{</w:t>
+            </w:r>
+            <w:proofErr w:type="gramStart"/>
+            <w:r>
+              <w:rPr>
+                <w:rFonts w:ascii="Red Hat Display Light" w:hAnsi="Red Hat Display Light" w:cs="Red Hat Display Light"/>
+                <w:sz w:val="22"/>
+              </w:rPr>
+              <w:t xml:space="preserve">Task}   </w:t>
+            </w:r>
+            <w:proofErr w:type="gramEnd"/>
+            <w:r>
+              <w:rPr>
+                <w:rFonts w:ascii="Red Hat Display Light" w:hAnsi="Red Hat Display Light" w:cs="Red Hat Display Light"/>
+                <w:sz w:val="22"/>
+              </w:rPr>
+              <w:t xml:space="preserve">                                    </w:t>
             </w:r>
           </w:p>
         </w:tc>
@@ -2959,6 +3348,7 @@
               </w:rPr>
               <w:t>{</w:t>
             </w:r>
+            <w:proofErr w:type="spellStart"/>
             <w:r>
               <w:rPr>
                 <w:rFonts w:ascii="Red Hat Display Light" w:hAnsi="Red Hat Display Light" w:cs="Red Hat Display Light"/>
@@ -2966,6 +3356,7 @@
               </w:rPr>
               <w:t>FormattedDuration</w:t>
             </w:r>
+            <w:proofErr w:type="spellEnd"/>
             <w:r>
               <w:rPr>
                 <w:rFonts w:ascii="Red Hat Display Light" w:hAnsi="Red Hat Display Light" w:cs="Red Hat Display Light"/>
@@ -2978,14 +3369,30 @@
                 <w:rFonts w:ascii="Red Hat Display Light" w:hAnsi="Red Hat Display Light" w:cs="Red Hat Display Light"/>
                 <w:sz w:val="22"/>
               </w:rPr>
-              <w:t>{/}</w:t>
-            </w:r>
-            <w:r>
-              <w:rPr>
-                <w:rFonts w:ascii="Red Hat Display Light" w:hAnsi="Red Hat Display Light" w:cs="Red Hat Display Light"/>
-                <w:sz w:val="22"/>
-              </w:rPr>
-              <w:t>{/</w:t>
+              <w:t>{</w:t>
+            </w:r>
+            <w:proofErr w:type="gramStart"/>
+            <w:r>
+              <w:rPr>
+                <w:rFonts w:ascii="Red Hat Display Light" w:hAnsi="Red Hat Display Light" w:cs="Red Hat Display Light"/>
+                <w:sz w:val="22"/>
+              </w:rPr>
+              <w:t>/}</w:t>
+            </w:r>
+            <w:r>
+              <w:rPr>
+                <w:rFonts w:ascii="Red Hat Display Light" w:hAnsi="Red Hat Display Light" w:cs="Red Hat Display Light"/>
+                <w:sz w:val="22"/>
+              </w:rPr>
+              <w:t>{</w:t>
+            </w:r>
+            <w:proofErr w:type="gramEnd"/>
+            <w:r>
+              <w:rPr>
+                <w:rFonts w:ascii="Red Hat Display Light" w:hAnsi="Red Hat Display Light" w:cs="Red Hat Display Light"/>
+                <w:sz w:val="22"/>
+              </w:rPr>
+              <w:t>/</w:t>
             </w:r>
             <w:r>
               <w:rPr>
@@ -3108,6 +3515,7 @@
                 <w:sz w:val="22"/>
               </w:rPr>
             </w:pPr>
+            <w:proofErr w:type="gramStart"/>
             <w:r>
               <w:rPr>
                 <w:rFonts w:ascii="Red Hat Display Light" w:hAnsi="Red Hat Display Light" w:cs="Red Hat Display Light"/>
@@ -3132,6 +3540,7 @@
               </w:rPr>
               <w:t>{</w:t>
             </w:r>
+            <w:proofErr w:type="gramEnd"/>
             <w:r>
               <w:rPr>
                 <w:rFonts w:ascii="Red Hat Display Light" w:hAnsi="Red Hat Display Light" w:cs="Red Hat Display Light"/>
@@ -3180,14 +3589,16 @@
                 <w:sz w:val="22"/>
               </w:rPr>
             </w:pPr>
+            <w:proofErr w:type="spellStart"/>
             <w:r>
               <w:rPr>
                 <w:rFonts w:ascii="Red Hat Display Medium" w:hAnsi="Red Hat Display Medium" w:cs="Red Hat Display Medium"/>
                 <w:sz w:val="22"/>
                 <w:u w:val="single"/>
               </w:rPr>
-              <w:t>Note</w:t>
-            </w:r>
+              <w:t>Bemerkungen</w:t>
+            </w:r>
+            <w:proofErr w:type="spellEnd"/>
             <w:r>
               <w:rPr>
                 <w:rFonts w:ascii="Red Hat Display Medium" w:hAnsi="Red Hat Display Medium" w:cs="Red Hat Display Medium"/>
@@ -3218,15 +3629,7 @@
                 <w:sz w:val="22"/>
                 <w:u w:val="single"/>
               </w:rPr>
-              <w:t>B</w:t>
-            </w:r>
-            <w:r>
-              <w:rPr>
-                <w:rFonts w:ascii="Red Hat Display Medium" w:hAnsi="Red Hat Display Medium" w:cs="Red Hat Display Medium"/>
-                <w:sz w:val="22"/>
-                <w:u w:val="single"/>
-              </w:rPr>
-              <w:t>emerkungen</w:t>
+              <w:t>Comments</w:t>
             </w:r>
           </w:p>
           <w:p>
@@ -3249,6 +3652,7 @@
               </w:rPr>
               <w:t>{#</w:t>
             </w:r>
+            <w:proofErr w:type="gramStart"/>
             <w:r>
               <w:rPr>
                 <w:rFonts w:ascii="Red Hat Display Light" w:hAnsi="Red Hat Display Light" w:cs="Red Hat Display Light"/>
@@ -3268,7 +3672,23 @@
                 <w:rFonts w:ascii="Red Hat Display Light" w:hAnsi="Red Hat Display Light" w:cs="Red Hat Display Light"/>
                 <w:sz w:val="22"/>
               </w:rPr>
-              <w:t xml:space="preserve">{#ReportTemplate </w:t>
+              <w:t>{</w:t>
+            </w:r>
+            <w:proofErr w:type="gramEnd"/>
+            <w:r>
+              <w:rPr>
+                <w:rFonts w:ascii="Red Hat Display Light" w:hAnsi="Red Hat Display Light" w:cs="Red Hat Display Light"/>
+                <w:sz w:val="22"/>
+              </w:rPr>
+              <w:t>#</w:t>
+            </w:r>
+            <w:proofErr w:type="gramStart"/>
+            <w:r>
+              <w:rPr>
+                <w:rFonts w:ascii="Red Hat Display Light" w:hAnsi="Red Hat Display Light" w:cs="Red Hat Display Light"/>
+                <w:sz w:val="22"/>
+              </w:rPr>
+              <w:t xml:space="preserve">ReportTemplate </w:t>
             </w:r>
             <w:r>
               <w:rPr>
@@ -3277,12 +3697,21 @@
               </w:rPr>
               <w:t>!</w:t>
             </w:r>
-            <w:r>
-              <w:rPr>
-                <w:rFonts w:ascii="Red Hat Display Light" w:hAnsi="Red Hat Display Light" w:cs="Red Hat Display Light"/>
-                <w:sz w:val="22"/>
-              </w:rPr>
-              <w:t>=’’}</w:t>
+            <w:proofErr w:type="gramEnd"/>
+            <w:r>
+              <w:rPr>
+                <w:rFonts w:ascii="Red Hat Display Light" w:hAnsi="Red Hat Display Light" w:cs="Red Hat Display Light"/>
+                <w:sz w:val="22"/>
+              </w:rPr>
+              <w:t>=’</w:t>
+            </w:r>
+            <w:proofErr w:type="gramStart"/>
+            <w:r>
+              <w:rPr>
+                <w:rFonts w:ascii="Red Hat Display Light" w:hAnsi="Red Hat Display Light" w:cs="Red Hat Display Light"/>
+                <w:sz w:val="22"/>
+              </w:rPr>
+              <w:t>’}</w:t>
             </w:r>
             <w:r>
               <w:rPr>
@@ -3291,6 +3720,8 @@
               </w:rPr>
               <w:t>{</w:t>
             </w:r>
+            <w:proofErr w:type="spellStart"/>
+            <w:proofErr w:type="gramEnd"/>
             <w:r>
               <w:rPr>
                 <w:rFonts w:ascii="Red Hat Display Light" w:hAnsi="Red Hat Display Light" w:cs="Red Hat Display Light"/>
@@ -3298,6 +3729,7 @@
               </w:rPr>
               <w:t>ReportTemplate</w:t>
             </w:r>
+            <w:proofErr w:type="spellEnd"/>
             <w:r>
               <w:rPr>
                 <w:rFonts w:ascii="Red Hat Display Light" w:hAnsi="Red Hat Display Light" w:cs="Red Hat Display Light"/>
@@ -3310,14 +3742,30 @@
                 <w:rFonts w:ascii="Red Hat Display Light" w:hAnsi="Red Hat Display Light" w:cs="Red Hat Display Light"/>
                 <w:sz w:val="22"/>
               </w:rPr>
-              <w:t>{/}</w:t>
-            </w:r>
-            <w:r>
-              <w:rPr>
-                <w:rFonts w:ascii="Red Hat Display Light" w:hAnsi="Red Hat Display Light" w:cs="Red Hat Display Light"/>
-                <w:sz w:val="22"/>
-              </w:rPr>
-              <w:t>{/</w:t>
+              <w:t>{</w:t>
+            </w:r>
+            <w:proofErr w:type="gramStart"/>
+            <w:r>
+              <w:rPr>
+                <w:rFonts w:ascii="Red Hat Display Light" w:hAnsi="Red Hat Display Light" w:cs="Red Hat Display Light"/>
+                <w:sz w:val="22"/>
+              </w:rPr>
+              <w:t>/}</w:t>
+            </w:r>
+            <w:r>
+              <w:rPr>
+                <w:rFonts w:ascii="Red Hat Display Light" w:hAnsi="Red Hat Display Light" w:cs="Red Hat Display Light"/>
+                <w:sz w:val="22"/>
+              </w:rPr>
+              <w:t>{</w:t>
+            </w:r>
+            <w:proofErr w:type="gramEnd"/>
+            <w:r>
+              <w:rPr>
+                <w:rFonts w:ascii="Red Hat Display Light" w:hAnsi="Red Hat Display Light" w:cs="Red Hat Display Light"/>
+                <w:sz w:val="22"/>
+              </w:rPr>
+              <w:t>/</w:t>
             </w:r>
             <w:r>
               <w:rPr>
@@ -3475,14 +3923,12 @@
                 <w:iCs/>
                 <w:spacing w:val="40"/>
                 <w:sz w:val="22"/>
-                <w:lang w:val="it-IT"/>
               </w:rPr>
             </w:pPr>
             <w:r>
               <w:rPr>
                 <w:rFonts w:ascii="Red Hat Display Medium" w:hAnsi="Red Hat Display Medium" w:cs="Red Hat Display Medium"/>
                 <w:sz w:val="22"/>
-                <w:lang w:val="it-IT"/>
               </w:rPr>
               <w:t>3</w:t>
             </w:r>
@@ -3490,7 +3936,6 @@
               <w:rPr>
                 <w:rFonts w:ascii="Red Hat Display Medium" w:hAnsi="Red Hat Display Medium" w:cs="Red Hat Display Medium"/>
                 <w:sz w:val="22"/>
-                <w:lang w:val="it-IT"/>
               </w:rPr>
               <w:t xml:space="preserve">. </w:t>
             </w:r>
@@ -3498,23 +3943,13 @@
               <w:rPr>
                 <w:rFonts w:ascii="Red Hat Display Medium" w:hAnsi="Red Hat Display Medium" w:cs="Red Hat Display Medium"/>
                 <w:sz w:val="22"/>
-                <w:lang w:val="it-IT"/>
-              </w:rPr>
-              <w:t>WIEDERINBETRIEBNAHME</w:t>
-            </w:r>
-            <w:r>
-              <w:rPr>
-                <w:rFonts w:ascii="Red Hat Display Medium" w:hAnsi="Red Hat Display Medium" w:cs="Red Hat Display Medium"/>
-                <w:sz w:val="22"/>
-                <w:lang w:val="it-IT"/>
-              </w:rPr>
-              <w:t xml:space="preserve"> </w:t>
-            </w:r>
-            <w:r>
-              <w:rPr>
-                <w:rFonts w:ascii="Red Hat Display Medium" w:hAnsi="Red Hat Display Medium" w:cs="Red Hat Display Medium"/>
-                <w:sz w:val="22"/>
-                <w:lang w:val="it-IT"/>
+              </w:rPr>
+              <w:t xml:space="preserve">WIEDERINBETRIEBNAHME </w:t>
+            </w:r>
+            <w:r>
+              <w:rPr>
+                <w:rFonts w:ascii="Red Hat Display Medium" w:hAnsi="Red Hat Display Medium" w:cs="Red Hat Display Medium"/>
+                <w:sz w:val="22"/>
               </w:rPr>
               <w:t>– RE ENTRY INTO SERVICE</w:t>
             </w:r>
@@ -3547,7 +3982,6 @@
               <w:rPr>
                 <w:rFonts w:ascii="Red Hat Display Light" w:hAnsi="Red Hat Display Light" w:cs="Red Hat Display Light"/>
                 <w:sz w:val="22"/>
-                <w:lang w:val="it-IT"/>
               </w:rPr>
             </w:pPr>
             <w:r>
@@ -3561,7 +3995,6 @@
               <w:rPr>
                 <w:rFonts w:ascii="Red Hat Display Light" w:hAnsi="Red Hat Display Light" w:cs="Red Hat Display Light"/>
                 <w:sz w:val="22"/>
-                <w:lang w:val="it-IT"/>
               </w:rPr>
               <w:t xml:space="preserve">- </w:t>
             </w:r>
@@ -3569,7 +4002,6 @@
               <w:rPr>
                 <w:rFonts w:ascii="Red Hat Display Light" w:hAnsi="Red Hat Display Light" w:cs="Red Hat Display Light"/>
                 <w:sz w:val="22"/>
-                <w:lang w:val="it-IT"/>
               </w:rPr>
               <w:t>Time</w:t>
             </w:r>
@@ -3586,65 +4018,72 @@
               <w:rPr>
                 <w:rFonts w:ascii="Red Hat Display Light" w:hAnsi="Red Hat Display Light" w:cs="Red Hat Display Light"/>
                 <w:sz w:val="22"/>
-                <w:lang w:val="it-IT"/>
               </w:rPr>
             </w:pPr>
             <w:r>
               <w:rPr>
                 <w:rFonts w:ascii="Red Hat Display Light" w:hAnsi="Red Hat Display Light" w:cs="Red Hat Display Light"/>
                 <w:sz w:val="22"/>
-                <w:lang w:val="it-IT"/>
-              </w:rPr>
-              <w:t>{#</w:t>
-            </w:r>
-            <w:r>
-              <w:rPr>
-                <w:rFonts w:ascii="Red Hat Display Light" w:hAnsi="Red Hat Display Light" w:cs="Red Hat Display Light"/>
-                <w:sz w:val="22"/>
-                <w:lang w:val="it-IT"/>
-              </w:rPr>
-              <w:t>End</w:t>
-            </w:r>
-            <w:r>
-              <w:rPr>
-                <w:rFonts w:ascii="Red Hat Display Light" w:hAnsi="Red Hat Display Light" w:cs="Red Hat Display Light"/>
-                <w:sz w:val="22"/>
-                <w:lang w:val="it-IT"/>
-              </w:rPr>
-              <w:t>OpsTime==’00:00’}.......................{/}{#</w:t>
-            </w:r>
-            <w:r>
-              <w:rPr>
-                <w:rFonts w:ascii="Red Hat Display Light" w:hAnsi="Red Hat Display Light" w:cs="Red Hat Display Light"/>
-                <w:sz w:val="22"/>
-                <w:lang w:val="it-IT"/>
-              </w:rPr>
-              <w:t>End</w:t>
-            </w:r>
-            <w:r>
-              <w:rPr>
-                <w:rFonts w:ascii="Red Hat Display Light" w:hAnsi="Red Hat Display Light" w:cs="Red Hat Display Light"/>
-                <w:sz w:val="22"/>
-                <w:lang w:val="it-IT"/>
-              </w:rPr>
-              <w:t>OpsTime!=’00:00’}{</w:t>
-            </w:r>
-            <w:r>
-              <w:rPr>
-                <w:rFonts w:ascii="Red Hat Display Light" w:hAnsi="Red Hat Display Light" w:cs="Red Hat Display Light"/>
-                <w:sz w:val="22"/>
-                <w:lang w:val="it-IT"/>
-              </w:rPr>
-              <w:t>End</w:t>
-            </w:r>
-            <w:r>
-              <w:rPr>
-                <w:rFonts w:ascii="Red Hat Display Light" w:hAnsi="Red Hat Display Light" w:cs="Red Hat Display Light"/>
-                <w:sz w:val="22"/>
-                <w:lang w:val="it-IT"/>
-              </w:rPr>
-              <w:t>OpsTime} {/}</w:t>
-            </w:r>
+              </w:rPr>
+              <w:t>{#EndOpsTime==’00:00</w:t>
+            </w:r>
+            <w:proofErr w:type="gramStart"/>
+            <w:r>
+              <w:rPr>
+                <w:rFonts w:ascii="Red Hat Display Light" w:hAnsi="Red Hat Display Light" w:cs="Red Hat Display Light"/>
+                <w:sz w:val="22"/>
+              </w:rPr>
+              <w:t>’}.......................</w:t>
+            </w:r>
+            <w:proofErr w:type="gramEnd"/>
+            <w:r>
+              <w:rPr>
+                <w:rFonts w:ascii="Red Hat Display Light" w:hAnsi="Red Hat Display Light" w:cs="Red Hat Display Light"/>
+                <w:sz w:val="22"/>
+              </w:rPr>
+              <w:t>{</w:t>
+            </w:r>
+            <w:proofErr w:type="gramStart"/>
+            <w:r>
+              <w:rPr>
+                <w:rFonts w:ascii="Red Hat Display Light" w:hAnsi="Red Hat Display Light" w:cs="Red Hat Display Light"/>
+                <w:sz w:val="22"/>
+              </w:rPr>
+              <w:t>/}{</w:t>
+            </w:r>
+            <w:proofErr w:type="gramEnd"/>
+            <w:r>
+              <w:rPr>
+                <w:rFonts w:ascii="Red Hat Display Light" w:hAnsi="Red Hat Display Light" w:cs="Red Hat Display Light"/>
+                <w:sz w:val="22"/>
+              </w:rPr>
+              <w:t>#</w:t>
+            </w:r>
+            <w:proofErr w:type="gramStart"/>
+            <w:r>
+              <w:rPr>
+                <w:rFonts w:ascii="Red Hat Display Light" w:hAnsi="Red Hat Display Light" w:cs="Red Hat Display Light"/>
+                <w:sz w:val="22"/>
+              </w:rPr>
+              <w:t>EndOpsTime!=</w:t>
+            </w:r>
+            <w:proofErr w:type="gramEnd"/>
+            <w:r>
+              <w:rPr>
+                <w:rFonts w:ascii="Red Hat Display Light" w:hAnsi="Red Hat Display Light" w:cs="Red Hat Display Light"/>
+                <w:sz w:val="22"/>
+              </w:rPr>
+              <w:t>’00:00</w:t>
+            </w:r>
+            <w:proofErr w:type="gramStart"/>
+            <w:r>
+              <w:rPr>
+                <w:rFonts w:ascii="Red Hat Display Light" w:hAnsi="Red Hat Display Light" w:cs="Red Hat Display Light"/>
+                <w:sz w:val="22"/>
+              </w:rPr>
+              <w:t>’}{EndOpsTime} {/}</w:t>
+            </w:r>
+            <w:proofErr w:type="gramEnd"/>
           </w:p>
           <w:p>
             <w:pPr>
@@ -3764,7 +4203,15 @@
                 <w:rFonts w:ascii="Red Hat Display Light" w:hAnsi="Red Hat Display Light" w:cs="Red Hat Display Light"/>
                 <w:sz w:val="22"/>
               </w:rPr>
-              <w:t>All’</w:t>
+              <w:t>All</w:t>
+            </w:r>
+            <w:proofErr w:type="gramStart"/>
+            <w:r>
+              <w:rPr>
+                <w:rFonts w:ascii="Red Hat Display Light" w:hAnsi="Red Hat Display Light" w:cs="Red Hat Display Light"/>
+                <w:sz w:val="22"/>
+              </w:rPr>
+              <w:t>’</w:t>
             </w:r>
             <w:r>
               <w:rPr>
@@ -3778,14 +4225,46 @@
                 <w:rFonts w:ascii="Red Hat Display Light" w:hAnsi="Red Hat Display Light" w:cs="Red Hat Display Light"/>
                 <w:sz w:val="22"/>
               </w:rPr>
-              <w:t>........................................................................{/}</w:t>
-            </w:r>
-            <w:r>
-              <w:rPr>
-                <w:rFonts w:ascii="Red Hat Display Light" w:hAnsi="Red Hat Display Light" w:cs="Red Hat Display Light"/>
-                <w:sz w:val="22"/>
-              </w:rPr>
-              <w:t>{#AssignedTo</w:t>
+              <w:t>........................................................................</w:t>
+            </w:r>
+            <w:proofErr w:type="gramEnd"/>
+            <w:r>
+              <w:rPr>
+                <w:rFonts w:ascii="Red Hat Display Light" w:hAnsi="Red Hat Display Light" w:cs="Red Hat Display Light"/>
+                <w:sz w:val="22"/>
+              </w:rPr>
+              <w:t>{</w:t>
+            </w:r>
+            <w:proofErr w:type="gramStart"/>
+            <w:r>
+              <w:rPr>
+                <w:rFonts w:ascii="Red Hat Display Light" w:hAnsi="Red Hat Display Light" w:cs="Red Hat Display Light"/>
+                <w:sz w:val="22"/>
+              </w:rPr>
+              <w:t>/}</w:t>
+            </w:r>
+            <w:r>
+              <w:rPr>
+                <w:rFonts w:ascii="Red Hat Display Light" w:hAnsi="Red Hat Display Light" w:cs="Red Hat Display Light"/>
+                <w:sz w:val="22"/>
+              </w:rPr>
+              <w:t>{</w:t>
+            </w:r>
+            <w:proofErr w:type="gramEnd"/>
+            <w:r>
+              <w:rPr>
+                <w:rFonts w:ascii="Red Hat Display Light" w:hAnsi="Red Hat Display Light" w:cs="Red Hat Display Light"/>
+                <w:sz w:val="22"/>
+              </w:rPr>
+              <w:t>#</w:t>
+            </w:r>
+            <w:proofErr w:type="gramStart"/>
+            <w:r>
+              <w:rPr>
+                <w:rFonts w:ascii="Red Hat Display Light" w:hAnsi="Red Hat Display Light" w:cs="Red Hat Display Light"/>
+                <w:sz w:val="22"/>
+              </w:rPr>
+              <w:t>AssignedTo</w:t>
             </w:r>
             <w:r>
               <w:rPr>
@@ -3799,8 +4278,17 @@
                 <w:rFonts w:ascii="Red Hat Display Light" w:hAnsi="Red Hat Display Light" w:cs="Red Hat Display Light"/>
                 <w:sz w:val="22"/>
               </w:rPr>
-              <w:t>=’All</w:t>
-            </w:r>
+              <w:t>=</w:t>
+            </w:r>
+            <w:proofErr w:type="gramEnd"/>
+            <w:r>
+              <w:rPr>
+                <w:rFonts w:ascii="Red Hat Display Light" w:hAnsi="Red Hat Display Light" w:cs="Red Hat Display Light"/>
+                <w:sz w:val="22"/>
+              </w:rPr>
+              <w:t>’All</w:t>
+            </w:r>
+            <w:proofErr w:type="gramStart"/>
             <w:r>
               <w:rPr>
                 <w:rFonts w:ascii="Red Hat Display Light" w:hAnsi="Red Hat Display Light" w:cs="Red Hat Display Light"/>
@@ -3821,14 +4309,40 @@
                 <w:sz w:val="28"/>
                 <w:szCs w:val="28"/>
               </w:rPr>
-              <w:t>{AssignedTo}</w:t>
-            </w:r>
-            <w:r>
-              <w:rPr>
-                <w:rFonts w:ascii="Red Hat Display Light" w:hAnsi="Red Hat Display Light" w:cs="Red Hat Display Light"/>
-                <w:sz w:val="22"/>
-              </w:rPr>
-              <w:t>{/}</w:t>
+              <w:t>{</w:t>
+            </w:r>
+            <w:proofErr w:type="gramEnd"/>
+            <w:r>
+              <w:rPr>
+                <w:rFonts w:ascii="Lucida Handwriting" w:hAnsi="Lucida Handwriting" w:cs="Red Hat Display Light"/>
+                <w:sz w:val="28"/>
+                <w:szCs w:val="28"/>
+              </w:rPr>
+              <w:t>AssignedTo</w:t>
+            </w:r>
+            <w:proofErr w:type="gramStart"/>
+            <w:r>
+              <w:rPr>
+                <w:rFonts w:ascii="Lucida Handwriting" w:hAnsi="Lucida Handwriting" w:cs="Red Hat Display Light"/>
+                <w:sz w:val="28"/>
+                <w:szCs w:val="28"/>
+              </w:rPr>
+              <w:t>}</w:t>
+            </w:r>
+            <w:r>
+              <w:rPr>
+                <w:rFonts w:ascii="Red Hat Display Light" w:hAnsi="Red Hat Display Light" w:cs="Red Hat Display Light"/>
+                <w:sz w:val="22"/>
+              </w:rPr>
+              <w:t>{</w:t>
+            </w:r>
+            <w:proofErr w:type="gramEnd"/>
+            <w:r>
+              <w:rPr>
+                <w:rFonts w:ascii="Red Hat Display Light" w:hAnsi="Red Hat Display Light" w:cs="Red Hat Display Light"/>
+                <w:sz w:val="22"/>
+              </w:rPr>
+              <w:t>/}</w:t>
             </w:r>
           </w:p>
           <w:p>
@@ -3910,8 +4424,13 @@
       <w:r>
         <w:t>/</w:t>
       </w:r>
+      <w:proofErr w:type="spellStart"/>
       <w:r>
-        <w:t>block_name}</w:t>
+        <w:t>block_name</w:t>
+      </w:r>
+      <w:proofErr w:type="spellEnd"/>
+      <w:r>
+        <w:t>}</w:t>
       </w:r>
     </w:p>
     <w:sectPr>
@@ -4351,7 +4870,15 @@
               <w:bCs/>
               <w:sz w:val="22"/>
             </w:rPr>
-            <w:t>Data</w:t>
+            <w:t>Datum</w:t>
+          </w:r>
+          <w:r>
+            <w:rPr>
+              <w:b w:val="0"/>
+              <w:bCs/>
+              <w:sz w:val="22"/>
+            </w:rPr>
+            <w:t xml:space="preserve"> </w:t>
           </w:r>
           <w:r>
             <w:rPr>
@@ -4360,6 +4887,14 @@
               <w:sz w:val="22"/>
             </w:rPr>
             <w:t>-</w:t>
+          </w:r>
+          <w:r>
+            <w:rPr>
+              <w:b w:val="0"/>
+              <w:bCs/>
+              <w:sz w:val="22"/>
+            </w:rPr>
+            <w:t xml:space="preserve"> </w:t>
           </w:r>
           <w:r>
             <w:rPr>
